--- a/10_output/collecte_donnees/INS/Demande_donnees_INS_Bulletin_PS_RDC.docx
+++ b/10_output/collecte_donnees/INS/Demande_donnees_INS_Bulletin_PS_RDC.docx
@@ -54,12 +54,6 @@
         <w:gridCol w:w="13562"/>
       </w:tblGrid>
       <w:tr>
-        <w:tblPrEx>
-          <w:tblCellMar>
-            <w:top w:w="0" w:type="dxa"/>
-            <w:bottom w:w="0" w:type="dxa"/>
-          </w:tblCellMar>
-        </w:tblPrEx>
         <w:tc>
           <w:tcPr>
             <w:tcW w:w="100" w:type="dxa"/>
@@ -214,12 +208,6 @@
         <w:gridCol w:w="13532"/>
       </w:tblGrid>
       <w:tr>
-        <w:tblPrEx>
-          <w:tblCellMar>
-            <w:top w:w="0" w:type="dxa"/>
-            <w:bottom w:w="0" w:type="dxa"/>
-          </w:tblCellMar>
-        </w:tblPrEx>
         <w:tc>
           <w:tcPr>
             <w:tcW w:w="100" w:type="dxa"/>
@@ -425,12 +413,6 @@
         <w:gridCol w:w="1356"/>
       </w:tblGrid>
       <w:tr>
-        <w:tblPrEx>
-          <w:tblCellMar>
-            <w:top w:w="0" w:type="dxa"/>
-            <w:bottom w:w="0" w:type="dxa"/>
-          </w:tblCellMar>
-        </w:tblPrEx>
         <w:trPr>
           <w:tblHeader/>
         </w:trPr>
@@ -596,12 +578,6 @@
         </w:tc>
       </w:tr>
       <w:tr>
-        <w:tblPrEx>
-          <w:tblCellMar>
-            <w:top w:w="0" w:type="dxa"/>
-            <w:bottom w:w="0" w:type="dxa"/>
-          </w:tblCellMar>
-        </w:tblPrEx>
         <w:tc>
           <w:tcPr>
             <w:tcW w:w="250" w:type="pct"/>
@@ -755,12 +731,6 @@
         </w:tc>
       </w:tr>
       <w:tr>
-        <w:tblPrEx>
-          <w:tblCellMar>
-            <w:top w:w="0" w:type="dxa"/>
-            <w:bottom w:w="0" w:type="dxa"/>
-          </w:tblCellMar>
-        </w:tblPrEx>
         <w:tc>
           <w:tcPr>
             <w:tcW w:w="250" w:type="pct"/>
@@ -919,12 +889,6 @@
         </w:tc>
       </w:tr>
       <w:tr>
-        <w:tblPrEx>
-          <w:tblCellMar>
-            <w:top w:w="0" w:type="dxa"/>
-            <w:bottom w:w="0" w:type="dxa"/>
-          </w:tblCellMar>
-        </w:tblPrEx>
         <w:tc>
           <w:tcPr>
             <w:tcW w:w="250" w:type="pct"/>
@@ -1078,12 +1042,6 @@
         </w:tc>
       </w:tr>
       <w:tr>
-        <w:tblPrEx>
-          <w:tblCellMar>
-            <w:top w:w="0" w:type="dxa"/>
-            <w:bottom w:w="0" w:type="dxa"/>
-          </w:tblCellMar>
-        </w:tblPrEx>
         <w:tc>
           <w:tcPr>
             <w:tcW w:w="250" w:type="pct"/>
@@ -1242,12 +1200,6 @@
         </w:tc>
       </w:tr>
       <w:tr>
-        <w:tblPrEx>
-          <w:tblCellMar>
-            <w:top w:w="0" w:type="dxa"/>
-            <w:bottom w:w="0" w:type="dxa"/>
-          </w:tblCellMar>
-        </w:tblPrEx>
         <w:tc>
           <w:tcPr>
             <w:tcW w:w="250" w:type="pct"/>
@@ -1330,7 +1282,7 @@
                 <w:szCs w:val="20"/>
                 <w:lang w:val="fr-FR"/>
               </w:rPr>
-              <w:t>Dénominateur sous-indicateur vieillesse — les deux seuils correspondent aux âges légaux distincts (CNSSAP : 60 ans ; CNSS : 60 ans femmes / 65 ans hommes)</w:t>
+              <w:t xml:space="preserve">Dénominateur sous-indicateur vieillesse — </w:t>
             </w:r>
           </w:p>
         </w:tc>
@@ -1401,12 +1353,6 @@
         </w:tc>
       </w:tr>
       <w:tr>
-        <w:tblPrEx>
-          <w:tblCellMar>
-            <w:top w:w="0" w:type="dxa"/>
-            <w:bottom w:w="0" w:type="dxa"/>
-          </w:tblCellMar>
-        </w:tblPrEx>
         <w:tc>
           <w:tcPr>
             <w:tcW w:w="250" w:type="pct"/>
@@ -1574,12 +1520,6 @@
         </w:tc>
       </w:tr>
       <w:tr>
-        <w:tblPrEx>
-          <w:tblCellMar>
-            <w:top w:w="0" w:type="dxa"/>
-            <w:bottom w:w="0" w:type="dxa"/>
-          </w:tblCellMar>
-        </w:tblPrEx>
         <w:tc>
           <w:tcPr>
             <w:tcW w:w="250" w:type="pct"/>
@@ -1742,12 +1682,6 @@
         </w:tc>
       </w:tr>
       <w:tr>
-        <w:tblPrEx>
-          <w:tblCellMar>
-            <w:top w:w="0" w:type="dxa"/>
-            <w:bottom w:w="0" w:type="dxa"/>
-          </w:tblCellMar>
-        </w:tblPrEx>
         <w:tc>
           <w:tcPr>
             <w:tcW w:w="250" w:type="pct"/>
@@ -1988,12 +1922,6 @@
         <w:gridCol w:w="1356"/>
       </w:tblGrid>
       <w:tr>
-        <w:tblPrEx>
-          <w:tblCellMar>
-            <w:top w:w="0" w:type="dxa"/>
-            <w:bottom w:w="0" w:type="dxa"/>
-          </w:tblCellMar>
-        </w:tblPrEx>
         <w:trPr>
           <w:tblHeader/>
         </w:trPr>
@@ -2159,12 +2087,6 @@
         </w:tc>
       </w:tr>
       <w:tr>
-        <w:tblPrEx>
-          <w:tblCellMar>
-            <w:top w:w="0" w:type="dxa"/>
-            <w:bottom w:w="0" w:type="dxa"/>
-          </w:tblCellMar>
-        </w:tblPrEx>
         <w:tc>
           <w:tcPr>
             <w:tcW w:w="250" w:type="pct"/>
@@ -2318,12 +2240,6 @@
         </w:tc>
       </w:tr>
       <w:tr>
-        <w:tblPrEx>
-          <w:tblCellMar>
-            <w:top w:w="0" w:type="dxa"/>
-            <w:bottom w:w="0" w:type="dxa"/>
-          </w:tblCellMar>
-        </w:tblPrEx>
         <w:tc>
           <w:tcPr>
             <w:tcW w:w="250" w:type="pct"/>
@@ -2482,12 +2398,6 @@
         </w:tc>
       </w:tr>
       <w:tr>
-        <w:tblPrEx>
-          <w:tblCellMar>
-            <w:top w:w="0" w:type="dxa"/>
-            <w:bottom w:w="0" w:type="dxa"/>
-          </w:tblCellMar>
-        </w:tblPrEx>
         <w:tc>
           <w:tcPr>
             <w:tcW w:w="250" w:type="pct"/>
@@ -2714,12 +2624,6 @@
         <w:gridCol w:w="1356"/>
       </w:tblGrid>
       <w:tr>
-        <w:tblPrEx>
-          <w:tblCellMar>
-            <w:top w:w="0" w:type="dxa"/>
-            <w:bottom w:w="0" w:type="dxa"/>
-          </w:tblCellMar>
-        </w:tblPrEx>
         <w:trPr>
           <w:tblHeader/>
         </w:trPr>
@@ -2885,12 +2789,6 @@
         </w:tc>
       </w:tr>
       <w:tr>
-        <w:tblPrEx>
-          <w:tblCellMar>
-            <w:top w:w="0" w:type="dxa"/>
-            <w:bottom w:w="0" w:type="dxa"/>
-          </w:tblCellMar>
-        </w:tblPrEx>
         <w:tc>
           <w:tcPr>
             <w:tcW w:w="250" w:type="pct"/>
@@ -3053,12 +2951,6 @@
         </w:tc>
       </w:tr>
       <w:tr>
-        <w:tblPrEx>
-          <w:tblCellMar>
-            <w:top w:w="0" w:type="dxa"/>
-            <w:bottom w:w="0" w:type="dxa"/>
-          </w:tblCellMar>
-        </w:tblPrEx>
         <w:tc>
           <w:tcPr>
             <w:tcW w:w="250" w:type="pct"/>
@@ -3226,12 +3118,6 @@
         </w:tc>
       </w:tr>
       <w:tr>
-        <w:tblPrEx>
-          <w:tblCellMar>
-            <w:top w:w="0" w:type="dxa"/>
-            <w:bottom w:w="0" w:type="dxa"/>
-          </w:tblCellMar>
-        </w:tblPrEx>
         <w:tc>
           <w:tcPr>
             <w:tcW w:w="250" w:type="pct"/>
@@ -3394,12 +3280,6 @@
         </w:tc>
       </w:tr>
       <w:tr>
-        <w:tblPrEx>
-          <w:tblCellMar>
-            <w:top w:w="0" w:type="dxa"/>
-            <w:bottom w:w="0" w:type="dxa"/>
-          </w:tblCellMar>
-        </w:tblPrEx>
         <w:tc>
           <w:tcPr>
             <w:tcW w:w="250" w:type="pct"/>
@@ -3640,12 +3520,6 @@
         <w:gridCol w:w="1356"/>
       </w:tblGrid>
       <w:tr>
-        <w:tblPrEx>
-          <w:tblCellMar>
-            <w:top w:w="0" w:type="dxa"/>
-            <w:bottom w:w="0" w:type="dxa"/>
-          </w:tblCellMar>
-        </w:tblPrEx>
         <w:trPr>
           <w:tblHeader/>
         </w:trPr>
@@ -3811,12 +3685,6 @@
         </w:tc>
       </w:tr>
       <w:tr>
-        <w:tblPrEx>
-          <w:tblCellMar>
-            <w:top w:w="0" w:type="dxa"/>
-            <w:bottom w:w="0" w:type="dxa"/>
-          </w:tblCellMar>
-        </w:tblPrEx>
         <w:tc>
           <w:tcPr>
             <w:tcW w:w="250" w:type="pct"/>
@@ -3979,12 +3847,6 @@
         </w:tc>
       </w:tr>
       <w:tr>
-        <w:tblPrEx>
-          <w:tblCellMar>
-            <w:top w:w="0" w:type="dxa"/>
-            <w:bottom w:w="0" w:type="dxa"/>
-          </w:tblCellMar>
-        </w:tblPrEx>
         <w:tc>
           <w:tcPr>
             <w:tcW w:w="250" w:type="pct"/>
@@ -4152,12 +4014,6 @@
         </w:tc>
       </w:tr>
       <w:tr>
-        <w:tblPrEx>
-          <w:tblCellMar>
-            <w:top w:w="0" w:type="dxa"/>
-            <w:bottom w:w="0" w:type="dxa"/>
-          </w:tblCellMar>
-        </w:tblPrEx>
         <w:tc>
           <w:tcPr>
             <w:tcW w:w="250" w:type="pct"/>
@@ -4320,12 +4176,6 @@
         </w:tc>
       </w:tr>
       <w:tr>
-        <w:tblPrEx>
-          <w:tblCellMar>
-            <w:top w:w="0" w:type="dxa"/>
-            <w:bottom w:w="0" w:type="dxa"/>
-          </w:tblCellMar>
-        </w:tblPrEx>
         <w:tc>
           <w:tcPr>
             <w:tcW w:w="250" w:type="pct"/>
@@ -4537,7 +4387,21 @@
         <w:rPr>
           <w:lang w:val="fr-FR"/>
         </w:rPr>
-        <w:t xml:space="preserve"> — Certaines de ces données peuvent relever de la BCC ou du Ministère des Finances.</w:t>
+        <w:t xml:space="preserve"> — Certaines de ces données peuvent relever de la BCC ou du </w:t>
+      </w:r>
+      <w:proofErr w:type="gramStart"/>
+      <w:r>
+        <w:rPr>
+          <w:lang w:val="fr-FR"/>
+        </w:rPr>
+        <w:t>Ministère</w:t>
+      </w:r>
+      <w:proofErr w:type="gramEnd"/>
+      <w:r>
+        <w:rPr>
+          <w:lang w:val="fr-FR"/>
+        </w:rPr>
+        <w:t xml:space="preserve"> des Finances.</w:t>
       </w:r>
     </w:p>
     <w:tbl>
@@ -4566,12 +4430,6 @@
         <w:gridCol w:w="1356"/>
       </w:tblGrid>
       <w:tr>
-        <w:tblPrEx>
-          <w:tblCellMar>
-            <w:top w:w="0" w:type="dxa"/>
-            <w:bottom w:w="0" w:type="dxa"/>
-          </w:tblCellMar>
-        </w:tblPrEx>
         <w:trPr>
           <w:tblHeader/>
         </w:trPr>
@@ -4737,12 +4595,6 @@
         </w:tc>
       </w:tr>
       <w:tr>
-        <w:tblPrEx>
-          <w:tblCellMar>
-            <w:top w:w="0" w:type="dxa"/>
-            <w:bottom w:w="0" w:type="dxa"/>
-          </w:tblCellMar>
-        </w:tblPrEx>
         <w:tc>
           <w:tcPr>
             <w:tcW w:w="250" w:type="pct"/>
@@ -4896,12 +4748,6 @@
         </w:tc>
       </w:tr>
       <w:tr>
-        <w:tblPrEx>
-          <w:tblCellMar>
-            <w:top w:w="0" w:type="dxa"/>
-            <w:bottom w:w="0" w:type="dxa"/>
-          </w:tblCellMar>
-        </w:tblPrEx>
         <w:tc>
           <w:tcPr>
             <w:tcW w:w="250" w:type="pct"/>
@@ -5078,12 +4924,6 @@
         </w:tc>
       </w:tr>
       <w:tr>
-        <w:tblPrEx>
-          <w:tblCellMar>
-            <w:top w:w="0" w:type="dxa"/>
-            <w:bottom w:w="0" w:type="dxa"/>
-          </w:tblCellMar>
-        </w:tblPrEx>
         <w:tc>
           <w:tcPr>
             <w:tcW w:w="250" w:type="pct"/>
@@ -5303,12 +5143,6 @@
         <w:gridCol w:w="7459"/>
       </w:tblGrid>
       <w:tr>
-        <w:tblPrEx>
-          <w:tblCellMar>
-            <w:top w:w="0" w:type="dxa"/>
-            <w:bottom w:w="0" w:type="dxa"/>
-          </w:tblCellMar>
-        </w:tblPrEx>
         <w:trPr>
           <w:tblHeader/>
         </w:trPr>
@@ -5410,12 +5244,6 @@
         </w:tc>
       </w:tr>
       <w:tr>
-        <w:tblPrEx>
-          <w:tblCellMar>
-            <w:top w:w="0" w:type="dxa"/>
-            <w:bottom w:w="0" w:type="dxa"/>
-          </w:tblCellMar>
-        </w:tblPrEx>
         <w:tc>
           <w:tcPr>
             <w:tcW w:w="900" w:type="pct"/>
@@ -5504,12 +5332,6 @@
         </w:tc>
       </w:tr>
       <w:tr>
-        <w:tblPrEx>
-          <w:tblCellMar>
-            <w:top w:w="0" w:type="dxa"/>
-            <w:bottom w:w="0" w:type="dxa"/>
-          </w:tblCellMar>
-        </w:tblPrEx>
         <w:tc>
           <w:tcPr>
             <w:tcW w:w="900" w:type="pct"/>
@@ -5601,12 +5423,6 @@
         </w:tc>
       </w:tr>
       <w:tr>
-        <w:tblPrEx>
-          <w:tblCellMar>
-            <w:top w:w="0" w:type="dxa"/>
-            <w:bottom w:w="0" w:type="dxa"/>
-          </w:tblCellMar>
-        </w:tblPrEx>
         <w:tc>
           <w:tcPr>
             <w:tcW w:w="900" w:type="pct"/>
@@ -5702,6 +5518,9 @@
         </w:pBdr>
         <w:spacing w:before="240"/>
         <w:rPr>
+          <w:color w:val="666666"/>
+          <w:sz w:val="18"/>
+          <w:szCs w:val="18"/>
           <w:lang w:val="fr-FR"/>
         </w:rPr>
       </w:pPr>
@@ -5714,6 +5533,17 @@
         </w:rPr>
         <w:t>Document préparé dans le cadre du deuxième Bulletin statistique sur la protection sociale en RDC — Juin 2026</w:t>
       </w:r>
+    </w:p>
+    <w:p>
+      <w:pPr>
+        <w:pBdr>
+          <w:top w:val="single" w:sz="4" w:space="0" w:color="CCCCCC"/>
+        </w:pBdr>
+        <w:spacing w:before="240"/>
+        <w:rPr>
+          <w:lang w:val="fr-FR"/>
+        </w:rPr>
+      </w:pPr>
     </w:p>
     <w:sectPr>
       <w:pgSz w:w="15840" w:h="12240"/>
@@ -5990,7 +5820,7 @@
     <w:lsdException w:name="Table Web 2" w:semiHidden="1" w:unhideWhenUsed="1"/>
     <w:lsdException w:name="Table Web 3" w:semiHidden="1" w:unhideWhenUsed="1"/>
     <w:lsdException w:name="Balloon Text" w:semiHidden="1" w:unhideWhenUsed="1"/>
-    <w:lsdException w:name="Table Grid" w:uiPriority="39"/>
+    <w:lsdException w:name="Table Grid" w:uiPriority="59"/>
     <w:lsdException w:name="Table Theme" w:semiHidden="1" w:unhideWhenUsed="1"/>
     <w:lsdException w:name="Placeholder Text" w:semiHidden="1"/>
     <w:lsdException w:name="No Spacing" w:uiPriority="1" w:qFormat="1"/>
@@ -6423,6 +6253,26 @@
       <w:szCs w:val="20"/>
     </w:rPr>
   </w:style>
+  <w:style w:type="table" w:styleId="TableGrid">
+    <w:name w:val="Table Grid"/>
+    <w:basedOn w:val="TableNormal"/>
+    <w:uiPriority w:val="59"/>
+    <w:rsid w:val="00F37C1D"/>
+    <w:rPr>
+      <w:rFonts w:asciiTheme="minorHAnsi" w:eastAsiaTheme="minorEastAsia" w:hAnsiTheme="minorHAnsi" w:cstheme="minorBidi"/>
+      <w:lang w:val="en-US" w:eastAsia="en-US"/>
+    </w:rPr>
+    <w:tblPr>
+      <w:tblBorders>
+        <w:top w:val="single" w:sz="4" w:space="0" w:color="auto"/>
+        <w:left w:val="single" w:sz="4" w:space="0" w:color="auto"/>
+        <w:bottom w:val="single" w:sz="4" w:space="0" w:color="auto"/>
+        <w:right w:val="single" w:sz="4" w:space="0" w:color="auto"/>
+        <w:insideH w:val="single" w:sz="4" w:space="0" w:color="auto"/>
+        <w:insideV w:val="single" w:sz="4" w:space="0" w:color="auto"/>
+      </w:tblBorders>
+    </w:tblPr>
+  </w:style>
 </w:styles>
 </file>
 
